--- a/Baseline Files/baseline-vision-roadmap.docx
+++ b/Baseline Files/baseline-vision-roadmap.docx
@@ -504,6 +504,40 @@
     </w:p>
     <w:p>
       <w:pPr>
+        <w:pStyle w:val="ListParagraph"/>
+        <w:numPr>
+          <w:ilvl w:val="0"/>
+          <w:numId w:val="2"/>
+        </w:numPr>
+        <w:spacing w:after="100"/>
+      </w:pPr>
+      <w:r>
+        <w:rPr>
+          <w:b w:val="false"/>
+          <w:bCs w:val="false"/>
+        </w:rPr>
+        <w:t xml:space="preserve">Dashboard insights and charts — symptom cards with monthly average and percentage change from baseline, 12-week episode frequency bar chart, per-symptom trend line chart, protocol start date annotations, rescue effectiveness table</w:t>
+      </w:r>
+    </w:p>
+    <w:p>
+      <w:pPr>
+        <w:pStyle w:val="ListParagraph"/>
+        <w:numPr>
+          <w:ilvl w:val="0"/>
+          <w:numId w:val="2"/>
+        </w:numPr>
+        <w:spacing w:after="100"/>
+      </w:pPr>
+      <w:r>
+        <w:rPr>
+          <w:b w:val="false"/>
+          <w:bCs w:val="false"/>
+        </w:rPr>
+        <w:t xml:space="preserve">Experiment assessment data panel — before/during episode frequency comparison, per-symptom score comparison, mini trend chart with experiment start annotation, two-column layout</w:t>
+      </w:r>
+    </w:p>
+    <w:p>
+      <w:pPr>
         <w:spacing w:after="120"/>
       </w:pPr>
       <w:r>
@@ -532,7 +566,7 @@
           <w:b w:val="false"/>
           <w:bCs w:val="false"/>
         </w:rPr>
-        <w:t xml:space="preserve">Basic insights and charts (episode trends, symptom trends, protocol impact markers)</w:t>
+        <w:t xml:space="preserve">— (insights and charts shipped; see above)</w:t>
       </w:r>
     </w:p>
     <w:p>

--- a/Baseline Files/baseline-vision-roadmap.docx
+++ b/Baseline Files/baseline-vision-roadmap.docx
@@ -538,6 +538,23 @@
     </w:p>
     <w:p>
       <w:pPr>
+        <w:pStyle w:val="ListParagraph"/>
+        <w:numPr>
+          <w:ilvl w:val="0"/>
+          <w:numId w:val="2"/>
+        </w:numPr>
+        <w:spacing w:after="100"/>
+      </w:pPr>
+      <w:r>
+        <w:rPr>
+          <w:b w:val="false"/>
+          <w:bCs w:val="false"/>
+        </w:rPr>
+        <w:t xml:space="preserve">User authentication — invite-code registration, bcrypt password hashing, session-based login with 30-day remember-me, before_request auth gate, logout, Account section in Settings</w:t>
+      </w:r>
+    </w:p>
+    <w:p>
+      <w:pPr>
         <w:spacing w:after="120"/>
       </w:pPr>
       <w:r>
@@ -566,24 +583,7 @@
           <w:b w:val="false"/>
           <w:bCs w:val="false"/>
         </w:rPr>
-        <w:t xml:space="preserve">— (insights and charts shipped; see above)</w:t>
-      </w:r>
-    </w:p>
-    <w:p>
-      <w:pPr>
-        <w:pStyle w:val="ListParagraph"/>
-        <w:numPr>
-          <w:ilvl w:val="0"/>
-          <w:numId w:val="2"/>
-        </w:numPr>
-        <w:spacing w:after="100"/>
-      </w:pPr>
-      <w:r>
-        <w:rPr>
-          <w:b w:val="false"/>
-          <w:bCs w:val="false"/>
-        </w:rPr>
-        <w:t xml:space="preserve">User authentication and accounts</w:t>
+        <w:t xml:space="preserve">— (insights/charts and user authentication shipped; see above)</w:t>
       </w:r>
     </w:p>
     <w:p>

--- a/Baseline Files/baseline-vision-roadmap.docx
+++ b/Baseline Files/baseline-vision-roadmap.docx
@@ -555,6 +555,23 @@
     </w:p>
     <w:p>
       <w:pPr>
+        <w:pStyle w:val="ListParagraph"/>
+        <w:numPr>
+          <w:ilvl w:val="0"/>
+          <w:numId w:val="2"/>
+        </w:numPr>
+        <w:spacing w:after="100"/>
+      </w:pPr>
+      <w:r>
+        <w:rPr>
+          <w:b w:val="false"/>
+          <w:bCs w:val="false"/>
+        </w:rPr>
+        <w:t xml:space="preserve">Production hosting on Railway — deployed via GitHub, PostgreSQL provisioned automatically, nixpacks auto-detection (no Procfile required)</w:t>
+      </w:r>
+    </w:p>
+    <w:p>
+      <w:pPr>
         <w:spacing w:after="120"/>
       </w:pPr>
       <w:r>
@@ -583,24 +600,7 @@
           <w:b w:val="false"/>
           <w:bCs w:val="false"/>
         </w:rPr>
-        <w:t xml:space="preserve">— (insights/charts and user authentication shipped; see above)</w:t>
-      </w:r>
-    </w:p>
-    <w:p>
-      <w:pPr>
-        <w:pStyle w:val="ListParagraph"/>
-        <w:numPr>
-          <w:ilvl w:val="0"/>
-          <w:numId w:val="2"/>
-        </w:numPr>
-        <w:spacing w:after="100"/>
-      </w:pPr>
-      <w:r>
-        <w:rPr>
-          <w:b w:val="false"/>
-          <w:bCs w:val="false"/>
-        </w:rPr>
-        <w:t xml:space="preserve">Hosting on public infrastructure</w:t>
+        <w:t xml:space="preserve">— MVP complete. All planned features shipped: insights/charts, user authentication, and public hosting on Railway. See Post-MVP Roadmap for what’s next.</w:t>
       </w:r>
     </w:p>
     <w:p>

--- a/Baseline Files/baseline-vision-roadmap.docx
+++ b/Baseline Files/baseline-vision-roadmap.docx
@@ -568,6 +568,40 @@
           <w:bCs w:val="false"/>
         </w:rPr>
         <w:t xml:space="preserve">Production hosting on Railway — deployed via GitHub, PostgreSQL provisioned automatically, nixpacks auto-detection (no Procfile required)</w:t>
+      </w:r>
+    </w:p>
+    <w:p>
+      <w:pPr>
+        <w:pStyle w:val="ListParagraph"/>
+        <w:numPr>
+          <w:ilvl w:val="0"/>
+          <w:numId w:val="2"/>
+        </w:numPr>
+        <w:spacing w:after="100"/>
+      </w:pPr>
+      <w:r>
+        <w:rPr>
+          <w:b w:val="false"/>
+          <w:bCs w:val="false"/>
+        </w:rPr>
+        <w:t xml:space="preserve">Progressive Web App (PWA) — installable from the browser on iOS and Android; web app manifest, service worker with cache-first static and network-first navigation strategy, offline fallback page, install banner, app icons (white heartbeat/ECG waveform on purple)</w:t>
+      </w:r>
+    </w:p>
+    <w:p>
+      <w:pPr>
+        <w:pStyle w:val="ListParagraph"/>
+        <w:numPr>
+          <w:ilvl w:val="0"/>
+          <w:numId w:val="2"/>
+        </w:numPr>
+        <w:spacing w:after="100"/>
+      </w:pPr>
+      <w:r>
+        <w:rPr>
+          <w:b w:val="false"/>
+          <w:bCs w:val="false"/>
+        </w:rPr>
+        <w:t xml:space="preserve">In-app Help page — eight sections mirroring the user guide with a pill-style table of contents, anchor links, and coverage of all major features including the AI check-in</w:t>
       </w:r>
     </w:p>
     <w:p>
